--- a/01_The_Blue_Silence/Manuscript/THE_BLUE_SILENCE_Chapter_10_The_Price_of_Silence.docx
+++ b/01_The_Blue_Silence/Manuscript/THE_BLUE_SILENCE_Chapter_10_The_Price_of_Silence.docx
@@ -340,7 +340,7 @@
         <w:jc w:val="left"/>
       </w:pPr>
       <w:r>
-        <w:t>Malik Osman.</w:t>
+        <w:t>Ramli Osman.</w:t>
       </w:r>
     </w:p>
     <w:p>
@@ -356,7 +356,7 @@
         <w:jc w:val="left"/>
       </w:pPr>
       <w:r>
-        <w:t>Beside Malik’s name Harun had written:</w:t>
+        <w:t>Beside Ramli’s name Harun had written:</w:t>
       </w:r>
     </w:p>
     <w:p>
